--- a/alg-n-prog/lab3/reports/docx/Практическая работа №3 (9) ОАиП.docx
+++ b/alg-n-prog/lab3/reports/docx/Практическая работа №3 (9) ОАиП.docx
@@ -102,10 +102,13 @@
         <w:t>ПРАКТИЧЕСКАЯ РАБОТА №</w:t>
       </w:r>
       <w:r>
-        <w:t>2 (</w:t>
-      </w:r>
-      <w:r>
-        <w:t>9-11)</w:t>
+        <w:t>3</w:t>
+      </w:r>
+      <w:r>
+        <w:t xml:space="preserve"> (</w:t>
+      </w:r>
+      <w:r>
+        <w:t>9)</w:t>
       </w:r>
     </w:p>
     <w:p>
@@ -208,17 +211,11 @@
         <w:pStyle w:val="1"/>
         <w:ind w:right="104" w:firstLine="707"/>
         <w:jc w:val="right"/>
-        <w:rPr>
-          <w:lang w:val="en-US"/>
-        </w:rPr>
       </w:pPr>
       <w:r>
         <w:t>*</w:t>
       </w:r>
       <w:r>
-        <w:rPr>
-          <w:lang w:val="en-US"/>
-        </w:rPr>
         <w:t>**</w:t>
       </w:r>
     </w:p>
@@ -377,7 +374,7 @@
           <w:sz w:val="28"/>
           <w:szCs w:val="28"/>
         </w:rPr>
-        <w:t xml:space="preserve"> (9-11)</w:t>
+        <w:t xml:space="preserve"> (11)</w:t>
       </w:r>
       <w:r>
         <w:rPr>
